--- a/LabWorks/LabWork#16/Отчёт по лабораторной работе №16.docx
+++ b/LabWorks/LabWork#16/Отчёт по лабораторной работе №16.docx
@@ -1,19 +1,16 @@
 
 <file path=word/document.xml><?xml version="1.0" encoding="utf-8"?>
-<w:document xmlns:wpc="http://schemas.microsoft.com/office/word/2010/wordprocessingCanvas" xmlns:cx="http://schemas.microsoft.com/office/drawing/2014/chartex" xmlns:cx1="http://schemas.microsoft.com/office/drawing/2015/9/8/chartex" xmlns:cx2="http://schemas.microsoft.com/office/drawing/2015/10/21/chartex" xmlns:cx3="http://schemas.microsoft.com/office/drawing/2016/5/9/chartex" xmlns:cx4="http://schemas.microsoft.com/office/drawing/2016/5/10/chartex" xmlns:cx5="http://schemas.microsoft.com/office/drawing/2016/5/11/chartex" xmlns:cx6="http://schemas.microsoft.com/office/drawing/2016/5/12/chartex" xmlns:cx7="http://schemas.microsoft.com/office/drawing/2016/5/13/chartex" xmlns:cx8="http://schemas.microsoft.com/office/drawing/2016/5/14/chartex" xmlns:mc="http://schemas.openxmlformats.org/markup-compatibility/2006" xmlns:aink="http://schemas.microsoft.com/office/drawing/2016/ink" xmlns:am3d="http://schemas.microsoft.com/office/drawing/2017/model3d" xmlns:o="urn:schemas-microsoft-com:office:office" xmlns:oel="http://schemas.microsoft.com/office/2019/extlst" xmlns:r="http://schemas.openxmlformats.org/officeDocument/2006/relationships" xmlns:m="http://schemas.openxmlformats.org/officeDocument/2006/math" xmlns:v="urn:schemas-microsoft-com:vml" xmlns:wp14="http://schemas.microsoft.com/office/word/2010/wordprocessingDrawing" xmlns:wp="http://schemas.openxmlformats.org/drawingml/2006/wordprocessingDrawing" xmlns:w10="urn:schemas-microsoft-com:office:word" xmlns:w="http://schemas.openxmlformats.org/wordprocessingml/2006/main" xmlns:w14="http://schemas.microsoft.com/office/word/2010/wordml" xmlns:w15="http://schemas.microsoft.com/office/word/2012/wordml" xmlns:w16cex="http://schemas.microsoft.com/office/word/2018/wordml/cex" xmlns:w16cid="http://schemas.microsoft.com/office/word/2016/wordml/cid" xmlns:w16="http://schemas.microsoft.com/office/word/2018/wordml" xmlns:w16du="http://schemas.microsoft.com/office/word/2023/wordml/word16du" xmlns:w16sdtdh="http://schemas.microsoft.com/office/word/2020/wordml/sdtdatahash" xmlns:w16sdtfl="http://schemas.microsoft.com/office/word/2024/wordml/sdtformatlock" xmlns:w16se="http://schemas.microsoft.com/office/word/2015/wordml/symex" xmlns:wpg="http://schemas.microsoft.com/office/word/2010/wordprocessingGroup" xmlns:wpi="http://schemas.microsoft.com/office/word/2010/wordprocessingInk" xmlns:wne="http://schemas.microsoft.com/office/word/2006/wordml" xmlns:wps="http://schemas.microsoft.com/office/word/2010/wordprocessingShape" mc:Ignorable="w14 w15 w16se w16cid w16 w16cex w16sdtdh w16sdtfl w16du wp14">
+<w:document xmlns:wpc="http://schemas.microsoft.com/office/word/2010/wordprocessingCanvas" xmlns:cx="http://schemas.microsoft.com/office/drawing/2014/chartex" xmlns:mc="http://schemas.openxmlformats.org/markup-compatibility/2006" xmlns:o="urn:schemas-microsoft-com:office:office" xmlns:r="http://schemas.openxmlformats.org/officeDocument/2006/relationships" xmlns:m="http://schemas.openxmlformats.org/officeDocument/2006/math" xmlns:v="urn:schemas-microsoft-com:vml" xmlns:wp14="http://schemas.microsoft.com/office/word/2010/wordprocessingDrawing" xmlns:wp="http://schemas.openxmlformats.org/drawingml/2006/wordprocessingDrawing" xmlns:w10="urn:schemas-microsoft-com:office:word" xmlns:w="http://schemas.openxmlformats.org/wordprocessingml/2006/main" xmlns:w14="http://schemas.microsoft.com/office/word/2010/wordml" xmlns:w15="http://schemas.microsoft.com/office/word/2012/wordml" xmlns:w16se="http://schemas.microsoft.com/office/word/2015/wordml/symex" xmlns:wpg="http://schemas.microsoft.com/office/word/2010/wordprocessingGroup" xmlns:wpi="http://schemas.microsoft.com/office/word/2010/wordprocessingInk" xmlns:wne="http://schemas.microsoft.com/office/word/2006/wordml" xmlns:wps="http://schemas.microsoft.com/office/word/2010/wordprocessingShape" mc:Ignorable="w14 w15 w16se wp14">
   <w:body>
     <w:p>
       <w:pPr>
         <w:pStyle w:val="10"/>
-        <w:rPr>
-          <w:lang w:val="en-US"/>
-        </w:rPr>
-      </w:pPr>
-      <w:r>
-        <w:t>Лабораторная</w:t>
-      </w:r>
-      <w:r>
-        <w:t xml:space="preserve"> работа №</w:t>
+      </w:pPr>
+      <w:r>
+        <w:t>Отчёт по лабораторной работе</w:t>
+      </w:r>
+      <w:r>
+        <w:t xml:space="preserve"> №</w:t>
       </w:r>
       <w:r>
         <w:t>16</w:t>
@@ -46,331 +43,6 @@
       </w:r>
       <w:r>
         <w:t xml:space="preserve">; </w:t>
-      </w:r>
-    </w:p>
-    <w:p>
-      <w:pPr>
-        <w:pStyle w:val="1"/>
-      </w:pPr>
-      <w:r>
-        <w:t>Литература</w:t>
-      </w:r>
-    </w:p>
-    <w:p>
-      <w:pPr>
-        <w:pStyle w:val="2"/>
-      </w:pPr>
-      <w:r>
-        <w:t>Руководство. Начало</w:t>
-      </w:r>
-      <w:r>
-        <w:t xml:space="preserve"> </w:t>
-      </w:r>
-      <w:r>
-        <w:t>работы</w:t>
-      </w:r>
-      <w:r>
-        <w:t xml:space="preserve"> </w:t>
-      </w:r>
-      <w:r>
-        <w:t>с</w:t>
-      </w:r>
-      <w:r>
-        <w:t xml:space="preserve"> </w:t>
-      </w:r>
-      <w:r>
-        <w:rPr>
-          <w:lang w:val="en-US"/>
-        </w:rPr>
-        <w:t>System</w:t>
-      </w:r>
-      <w:r>
-        <w:t>.</w:t>
-      </w:r>
-      <w:proofErr w:type="spellStart"/>
-      <w:r>
-        <w:rPr>
-          <w:lang w:val="en-US"/>
-        </w:rPr>
-        <w:t>CommandLine</w:t>
-      </w:r>
-      <w:proofErr w:type="spellEnd"/>
-      <w:r>
-        <w:t xml:space="preserve"> </w:t>
-      </w:r>
-      <w:r>
-        <w:t xml:space="preserve">// </w:t>
-      </w:r>
-      <w:r>
-        <w:rPr>
-          <w:lang w:val="en-US"/>
-        </w:rPr>
-        <w:t>Microsoft</w:t>
-      </w:r>
-      <w:r>
-        <w:t xml:space="preserve"> </w:t>
-      </w:r>
-      <w:r>
-        <w:rPr>
-          <w:lang w:val="en-US"/>
-        </w:rPr>
-        <w:t>Learn</w:t>
-      </w:r>
-      <w:r>
-        <w:t xml:space="preserve"> – </w:t>
-      </w:r>
-      <w:r>
-        <w:rPr>
-          <w:lang w:val="en-US"/>
-        </w:rPr>
-        <w:t>URL</w:t>
-      </w:r>
-      <w:r>
-        <w:t xml:space="preserve">: </w:t>
-      </w:r>
-      <w:r>
-        <w:rPr>
-          <w:lang w:val="en-US"/>
-        </w:rPr>
-        <w:t>https</w:t>
-      </w:r>
-      <w:r>
-        <w:t>://</w:t>
-      </w:r>
-      <w:r>
-        <w:rPr>
-          <w:lang w:val="en-US"/>
-        </w:rPr>
-        <w:t>learn</w:t>
-      </w:r>
-      <w:r>
-        <w:t>.</w:t>
-      </w:r>
-      <w:proofErr w:type="spellStart"/>
-      <w:r>
-        <w:rPr>
-          <w:lang w:val="en-US"/>
-        </w:rPr>
-        <w:t>microsoft</w:t>
-      </w:r>
-      <w:proofErr w:type="spellEnd"/>
-      <w:r>
-        <w:t>.</w:t>
-      </w:r>
-      <w:r>
-        <w:rPr>
-          <w:lang w:val="en-US"/>
-        </w:rPr>
-        <w:t>com</w:t>
-      </w:r>
-      <w:r>
-        <w:t>/</w:t>
-      </w:r>
-      <w:proofErr w:type="spellStart"/>
-      <w:r>
-        <w:rPr>
-          <w:lang w:val="en-US"/>
-        </w:rPr>
-        <w:t>ru</w:t>
-      </w:r>
-      <w:proofErr w:type="spellEnd"/>
-      <w:r>
-        <w:t>-</w:t>
-      </w:r>
-      <w:proofErr w:type="spellStart"/>
-      <w:r>
-        <w:rPr>
-          <w:lang w:val="en-US"/>
-        </w:rPr>
-        <w:t>ru</w:t>
-      </w:r>
-      <w:proofErr w:type="spellEnd"/>
-      <w:r>
-        <w:t>/</w:t>
-      </w:r>
-      <w:r>
-        <w:rPr>
-          <w:lang w:val="en-US"/>
-        </w:rPr>
-        <w:t>dotnet</w:t>
-      </w:r>
-      <w:r>
-        <w:t>/</w:t>
-      </w:r>
-      <w:r>
-        <w:rPr>
-          <w:lang w:val="en-US"/>
-        </w:rPr>
-        <w:t>standard</w:t>
-      </w:r>
-      <w:r>
-        <w:t>/</w:t>
-      </w:r>
-      <w:proofErr w:type="spellStart"/>
-      <w:r>
-        <w:rPr>
-          <w:lang w:val="en-US"/>
-        </w:rPr>
-        <w:t>commandline</w:t>
-      </w:r>
-      <w:proofErr w:type="spellEnd"/>
-      <w:r>
-        <w:t>/</w:t>
-      </w:r>
-      <w:r>
-        <w:rPr>
-          <w:lang w:val="en-US"/>
-        </w:rPr>
-        <w:t>get</w:t>
-      </w:r>
-      <w:r>
-        <w:t>-</w:t>
-      </w:r>
-      <w:r>
-        <w:rPr>
-          <w:lang w:val="en-US"/>
-        </w:rPr>
-        <w:t>started</w:t>
-      </w:r>
-      <w:r>
-        <w:t>-</w:t>
-      </w:r>
-      <w:r>
-        <w:rPr>
-          <w:lang w:val="en-US"/>
-        </w:rPr>
-        <w:t>tutorial</w:t>
-      </w:r>
-      <w:r>
-        <w:t xml:space="preserve">. </w:t>
-      </w:r>
-      <w:r>
-        <w:t xml:space="preserve">– Режим доступа: </w:t>
-      </w:r>
-      <w:r>
-        <w:t>свободный</w:t>
-      </w:r>
-      <w:r>
-        <w:t xml:space="preserve">. – </w:t>
-      </w:r>
-      <w:proofErr w:type="gramStart"/>
-      <w:r>
-        <w:t>Текст :</w:t>
-      </w:r>
-      <w:proofErr w:type="gramEnd"/>
-      <w:r>
-        <w:t xml:space="preserve"> электронный</w:t>
-      </w:r>
-      <w:r>
-        <w:t>.</w:t>
-      </w:r>
-    </w:p>
-    <w:p>
-      <w:pPr>
-        <w:pStyle w:val="2"/>
-      </w:pPr>
-      <w:proofErr w:type="spellStart"/>
-      <w:r>
-        <w:t>Terminal.Gui</w:t>
-      </w:r>
-      <w:proofErr w:type="spellEnd"/>
-      <w:r>
-        <w:t xml:space="preserve"> </w:t>
-      </w:r>
-      <w:proofErr w:type="spellStart"/>
-      <w:r>
-        <w:t>Documentation</w:t>
-      </w:r>
-      <w:proofErr w:type="spellEnd"/>
-      <w:r>
-        <w:t xml:space="preserve"> </w:t>
-      </w:r>
-      <w:r>
-        <w:t xml:space="preserve">// </w:t>
-      </w:r>
-      <w:r>
-        <w:rPr>
-          <w:lang w:val="en-US"/>
-        </w:rPr>
-        <w:t>Terminal</w:t>
-      </w:r>
-      <w:r>
-        <w:t>.</w:t>
-      </w:r>
-      <w:r>
-        <w:rPr>
-          <w:lang w:val="en-US"/>
-        </w:rPr>
-        <w:t>Gui</w:t>
-      </w:r>
-      <w:r>
-        <w:t xml:space="preserve"> – URL: </w:t>
-      </w:r>
-      <w:r>
-        <w:t>https://gui-cs.github.io/Terminal.Gui</w:t>
-      </w:r>
-      <w:r>
-        <w:t>/index.html</w:t>
-      </w:r>
-      <w:r>
-        <w:t xml:space="preserve">. – Режим доступа: </w:t>
-      </w:r>
-      <w:r>
-        <w:t>свободный</w:t>
-      </w:r>
-      <w:r>
-        <w:t xml:space="preserve">. – </w:t>
-      </w:r>
-      <w:proofErr w:type="gramStart"/>
-      <w:r>
-        <w:t>Текст :</w:t>
-      </w:r>
-      <w:proofErr w:type="gramEnd"/>
-      <w:r>
-        <w:t xml:space="preserve"> электронный</w:t>
-      </w:r>
-      <w:r>
-        <w:t>.</w:t>
-      </w:r>
-    </w:p>
-    <w:p>
-      <w:pPr>
-        <w:pStyle w:val="1"/>
-      </w:pPr>
-      <w:r>
-        <w:t>Подготовка к работе</w:t>
-      </w:r>
-    </w:p>
-    <w:p>
-      <w:pPr>
-        <w:pStyle w:val="2"/>
-      </w:pPr>
-      <w:r>
-        <w:t>Повторить теоретический материал (см. п.2).</w:t>
-      </w:r>
-    </w:p>
-    <w:p>
-      <w:pPr>
-        <w:pStyle w:val="2"/>
-      </w:pPr>
-      <w:r>
-        <w:t>Изучить описание лабораторной работы.</w:t>
-      </w:r>
-    </w:p>
-    <w:p>
-      <w:pPr>
-        <w:pStyle w:val="1"/>
-      </w:pPr>
-      <w:r>
-        <w:t>Основное оборудование</w:t>
-      </w:r>
-    </w:p>
-    <w:p>
-      <w:pPr>
-        <w:pStyle w:val="2"/>
-      </w:pPr>
-      <w:r>
-        <w:t>Персональный компьютер.</w:t>
       </w:r>
     </w:p>
     <w:p>
@@ -675,7 +347,6 @@
       <w:r>
         <w:rPr>
           <w:b/>
-          <w:bCs w:val="0"/>
         </w:rPr>
         <w:t>без</w:t>
       </w:r>
@@ -695,7 +366,6 @@
         </w:numPr>
       </w:pPr>
       <w:r>
-        <w:lastRenderedPageBreak/>
         <w:t>При авторизации пользователь может не указывать</w:t>
       </w:r>
       <w:r>
@@ -893,10 +563,7 @@
         <w:t>для авторизации</w:t>
       </w:r>
       <w:r>
-        <w:t xml:space="preserve"> при запуске приложения с параметром </w:t>
-      </w:r>
-      <w:r>
-        <w:t>--</w:t>
+        <w:t xml:space="preserve"> при запуске приложения с параметром --</w:t>
       </w:r>
       <w:proofErr w:type="spellStart"/>
       <w:r>
@@ -936,205 +603,259 @@
         <w:pStyle w:val="1"/>
       </w:pPr>
       <w:r>
-        <w:t>Порядок выполнения работы</w:t>
+        <w:lastRenderedPageBreak/>
+        <w:t>Контрольные вопросы</w:t>
       </w:r>
     </w:p>
     <w:p>
       <w:pPr>
         <w:pStyle w:val="2"/>
-      </w:pPr>
-      <w:r>
-        <w:t xml:space="preserve">Запустить MS Visual Studio и создать </w:t>
-      </w:r>
-      <w:r>
-        <w:t>консольное</w:t>
+        <w:ind w:left="-141"/>
+        <w:rPr>
+          <w:lang w:val="en-US"/>
+        </w:rPr>
+      </w:pPr>
+      <w:r>
+        <w:t xml:space="preserve">Какие основные классы используются в </w:t>
+      </w:r>
+      <w:r>
+        <w:rPr>
+          <w:lang w:val="en-US"/>
+        </w:rPr>
+        <w:t>System</w:t>
+      </w:r>
+      <w:r>
+        <w:t>.</w:t>
+      </w:r>
+      <w:proofErr w:type="spellStart"/>
+      <w:r>
+        <w:rPr>
+          <w:lang w:val="en-US"/>
+        </w:rPr>
+        <w:t>CommandLine</w:t>
+      </w:r>
+      <w:proofErr w:type="spellEnd"/>
+      <w:r>
+        <w:t>?</w:t>
+      </w:r>
+      <w:r>
+        <w:t xml:space="preserve"> Ответ</w:t>
+      </w:r>
+      <w:r>
+        <w:rPr>
+          <w:lang w:val="en-US"/>
+        </w:rPr>
+        <w:t xml:space="preserve">: Option, </w:t>
+      </w:r>
+      <w:proofErr w:type="spellStart"/>
+      <w:r>
+        <w:rPr>
+          <w:lang w:val="en-US"/>
+        </w:rPr>
+        <w:t>RootCommand</w:t>
+      </w:r>
+      <w:proofErr w:type="spellEnd"/>
+      <w:r>
+        <w:rPr>
+          <w:lang w:val="en-US"/>
+        </w:rPr>
+        <w:t xml:space="preserve">, </w:t>
+      </w:r>
+      <w:proofErr w:type="spellStart"/>
+      <w:r>
+        <w:rPr>
+          <w:lang w:val="en-US"/>
+        </w:rPr>
+        <w:t>ParseResult</w:t>
+      </w:r>
+      <w:proofErr w:type="spellEnd"/>
+      <w:r>
+        <w:rPr>
+          <w:lang w:val="en-US"/>
+        </w:rPr>
+        <w:t>, Command.</w:t>
+      </w:r>
+    </w:p>
+    <w:p>
+      <w:pPr>
+        <w:pStyle w:val="2"/>
+        <w:ind w:left="-141"/>
+      </w:pPr>
+      <w:r>
+        <w:t xml:space="preserve">Как добавить параметры командной строки при помощи </w:t>
+      </w:r>
+      <w:r>
+        <w:rPr>
+          <w:lang w:val="en-US"/>
+        </w:rPr>
+        <w:t>System</w:t>
+      </w:r>
+      <w:r>
+        <w:t>.</w:t>
+      </w:r>
+      <w:proofErr w:type="spellStart"/>
+      <w:r>
+        <w:rPr>
+          <w:lang w:val="en-US"/>
+        </w:rPr>
+        <w:t>CommandLine</w:t>
+      </w:r>
+      <w:proofErr w:type="spellEnd"/>
+      <w:r>
+        <w:t>?</w:t>
+      </w:r>
+      <w:r>
+        <w:t xml:space="preserve"> Ответ: создать </w:t>
+      </w:r>
+      <w:proofErr w:type="spellStart"/>
+      <w:r>
+        <w:t>Option</w:t>
+      </w:r>
+      <w:proofErr w:type="spellEnd"/>
+      <w:r>
+        <w:t xml:space="preserve"> определённого типа данных, после казать ключ опции и добавить его к команде.</w:t>
+      </w:r>
+    </w:p>
+    <w:p>
+      <w:pPr>
+        <w:pStyle w:val="2"/>
+        <w:ind w:left="-141"/>
+        <w:rPr>
+          <w:lang w:val="en-US"/>
+        </w:rPr>
+      </w:pPr>
+      <w:r>
+        <w:t xml:space="preserve">Какие основные элементы управления используются в </w:t>
+      </w:r>
+      <w:r>
+        <w:rPr>
+          <w:lang w:val="en-US"/>
+        </w:rPr>
+        <w:t>Terminal</w:t>
+      </w:r>
+      <w:r>
+        <w:t>.</w:t>
+      </w:r>
+      <w:r>
+        <w:rPr>
+          <w:lang w:val="en-US"/>
+        </w:rPr>
+        <w:t>Gui</w:t>
+      </w:r>
+      <w:r>
+        <w:t xml:space="preserve">? </w:t>
+      </w:r>
+      <w:r>
+        <w:t>Ответ</w:t>
+      </w:r>
+      <w:r>
+        <w:rPr>
+          <w:lang w:val="en-US"/>
+        </w:rPr>
+        <w:t xml:space="preserve">: Label, Button, </w:t>
+      </w:r>
+      <w:proofErr w:type="spellStart"/>
+      <w:r>
+        <w:rPr>
+          <w:lang w:val="en-US"/>
+        </w:rPr>
+        <w:t>TextField</w:t>
+      </w:r>
+      <w:proofErr w:type="spellEnd"/>
+      <w:r>
+        <w:rPr>
+          <w:lang w:val="en-US"/>
+        </w:rPr>
+        <w:t xml:space="preserve">, </w:t>
+      </w:r>
+      <w:proofErr w:type="spellStart"/>
+      <w:r>
+        <w:rPr>
+          <w:lang w:val="en-US"/>
+        </w:rPr>
+        <w:t>TextView</w:t>
+      </w:r>
+      <w:proofErr w:type="spellEnd"/>
+      <w:r>
+        <w:rPr>
+          <w:lang w:val="en-US"/>
+        </w:rPr>
+        <w:t>.</w:t>
+      </w:r>
+    </w:p>
+    <w:p>
+      <w:pPr>
+        <w:pStyle w:val="2"/>
+        <w:ind w:left="-141"/>
+      </w:pPr>
+      <w:r>
+        <w:t xml:space="preserve">Как в </w:t>
+      </w:r>
+      <w:r>
+        <w:rPr>
+          <w:lang w:val="en-US"/>
+        </w:rPr>
+        <w:t>Terminal</w:t>
+      </w:r>
+      <w:r>
+        <w:t>.</w:t>
+      </w:r>
+      <w:r>
+        <w:rPr>
+          <w:lang w:val="en-US"/>
+        </w:rPr>
+        <w:t>Gui</w:t>
       </w:r>
       <w:r>
         <w:t xml:space="preserve"> </w:t>
       </w:r>
       <w:r>
-        <w:t>приложение C#.</w:t>
-      </w:r>
+        <w:t xml:space="preserve">реализуются </w:t>
+      </w:r>
+      <w:r>
+        <w:t>диалоговые окна</w:t>
+      </w:r>
+      <w:r>
+        <w:t>?</w:t>
+      </w:r>
+      <w:r>
+        <w:t xml:space="preserve"> </w:t>
+      </w:r>
+      <w:r>
+        <w:t xml:space="preserve">Ответ: При помощи </w:t>
+      </w:r>
+      <w:proofErr w:type="spellStart"/>
+      <w:r>
+        <w:t>MessageBox</w:t>
+      </w:r>
+      <w:proofErr w:type="spellEnd"/>
+      <w:r>
+        <w:t>.</w:t>
+      </w:r>
+    </w:p>
+    <w:p>
+      <w:pPr>
+        <w:pStyle w:val="1"/>
+      </w:pPr>
+      <w:r>
+        <w:t>Вывод</w:t>
+      </w:r>
+      <w:bookmarkStart w:id="0" w:name="_GoBack"/>
+      <w:bookmarkEnd w:id="0"/>
     </w:p>
     <w:p>
       <w:pPr>
         <w:pStyle w:val="2"/>
-      </w:pPr>
-      <w:r>
-        <w:t>Выполнить все задания из п.5 в одном решении.</w:t>
-      </w:r>
-    </w:p>
-    <w:p>
-      <w:pPr>
-        <w:pStyle w:val="2"/>
-      </w:pPr>
-      <w:r>
-        <w:t>Ответить на контрольные вопросы.</w:t>
-      </w:r>
-    </w:p>
-    <w:p>
-      <w:pPr>
-        <w:pStyle w:val="1"/>
-      </w:pPr>
-      <w:r>
-        <w:t>Содержание отчета</w:t>
-      </w:r>
-    </w:p>
-    <w:p>
-      <w:pPr>
-        <w:pStyle w:val="2"/>
-      </w:pPr>
-      <w:r>
-        <w:t>Титульный лист</w:t>
-      </w:r>
-    </w:p>
-    <w:p>
-      <w:pPr>
-        <w:pStyle w:val="2"/>
-      </w:pPr>
-      <w:r>
-        <w:t>Цель работы</w:t>
-      </w:r>
-    </w:p>
-    <w:p>
-      <w:pPr>
-        <w:pStyle w:val="2"/>
-      </w:pPr>
-      <w:r>
-        <w:t>Ответы на контрольные вопросы</w:t>
-      </w:r>
-    </w:p>
-    <w:p>
-      <w:pPr>
-        <w:pStyle w:val="2"/>
-      </w:pPr>
-      <w:r>
-        <w:t>Вывод</w:t>
-      </w:r>
-    </w:p>
-    <w:p>
-      <w:pPr>
-        <w:pStyle w:val="1"/>
-      </w:pPr>
-      <w:r>
-        <w:t>Контрольные вопросы</w:t>
-      </w:r>
-    </w:p>
-    <w:p>
-      <w:pPr>
-        <w:pStyle w:val="2"/>
-      </w:pPr>
-      <w:r>
-        <w:t xml:space="preserve">Какие основные классы используются в </w:t>
-      </w:r>
-      <w:r>
-        <w:rPr>
-          <w:lang w:val="en-US"/>
-        </w:rPr>
-        <w:t>System</w:t>
+        <w:ind w:left="-141"/>
+      </w:pPr>
+      <w:r>
+        <w:t>Я изучил</w:t>
+      </w:r>
+      <w:r>
+        <w:t xml:space="preserve"> процесс разработки консольных приложений с продвинутым пользовательским интерфейсом</w:t>
       </w:r>
       <w:r>
         <w:t>.</w:t>
-      </w:r>
-      <w:proofErr w:type="spellStart"/>
-      <w:r>
-        <w:rPr>
-          <w:lang w:val="en-US"/>
-        </w:rPr>
-        <w:t>CommandLine</w:t>
-      </w:r>
-      <w:proofErr w:type="spellEnd"/>
-      <w:r>
-        <w:t>?</w:t>
-      </w:r>
-    </w:p>
-    <w:p>
-      <w:pPr>
-        <w:pStyle w:val="2"/>
-      </w:pPr>
-      <w:r>
-        <w:t xml:space="preserve">Как добавить параметры командной строки при помощи </w:t>
-      </w:r>
-      <w:r>
-        <w:rPr>
-          <w:lang w:val="en-US"/>
-        </w:rPr>
-        <w:t>System</w:t>
-      </w:r>
-      <w:r>
-        <w:t>.</w:t>
-      </w:r>
-      <w:proofErr w:type="spellStart"/>
-      <w:r>
-        <w:rPr>
-          <w:lang w:val="en-US"/>
-        </w:rPr>
-        <w:t>CommandLine</w:t>
-      </w:r>
-      <w:proofErr w:type="spellEnd"/>
-      <w:r>
-        <w:t>?</w:t>
-      </w:r>
-    </w:p>
-    <w:p>
-      <w:pPr>
-        <w:pStyle w:val="2"/>
-      </w:pPr>
-      <w:r>
-        <w:t xml:space="preserve">Какие основные элементы управления используются в </w:t>
-      </w:r>
-      <w:r>
-        <w:rPr>
-          <w:lang w:val="en-US"/>
-        </w:rPr>
-        <w:t>Terminal</w:t>
-      </w:r>
-      <w:r>
-        <w:t>.</w:t>
-      </w:r>
-      <w:r>
-        <w:rPr>
-          <w:lang w:val="en-US"/>
-        </w:rPr>
-        <w:t>Gui</w:t>
-      </w:r>
-      <w:r>
-        <w:t xml:space="preserve">? </w:t>
-      </w:r>
-    </w:p>
-    <w:p>
-      <w:pPr>
-        <w:pStyle w:val="2"/>
-      </w:pPr>
-      <w:r>
-        <w:t xml:space="preserve">Как в </w:t>
-      </w:r>
-      <w:r>
-        <w:rPr>
-          <w:lang w:val="en-US"/>
-        </w:rPr>
-        <w:t>Terminal</w:t>
-      </w:r>
-      <w:r>
-        <w:t>.</w:t>
-      </w:r>
-      <w:r>
-        <w:rPr>
-          <w:lang w:val="en-US"/>
-        </w:rPr>
-        <w:t>Gui</w:t>
-      </w:r>
-      <w:r>
-        <w:t xml:space="preserve"> </w:t>
-      </w:r>
-      <w:r>
-        <w:t xml:space="preserve">реализуются </w:t>
-      </w:r>
-      <w:r>
-        <w:t>диалоговые окна</w:t>
-      </w:r>
-      <w:r>
-        <w:t>?</w:t>
       </w:r>
     </w:p>
     <w:sectPr>
@@ -1150,7 +871,7 @@
 </file>
 
 <file path=word/endnotes.xml><?xml version="1.0" encoding="utf-8"?>
-<w:endnotes xmlns:wpc="http://schemas.microsoft.com/office/word/2010/wordprocessingCanvas" xmlns:cx="http://schemas.microsoft.com/office/drawing/2014/chartex" xmlns:cx1="http://schemas.microsoft.com/office/drawing/2015/9/8/chartex" xmlns:cx2="http://schemas.microsoft.com/office/drawing/2015/10/21/chartex" xmlns:cx3="http://schemas.microsoft.com/office/drawing/2016/5/9/chartex" xmlns:cx4="http://schemas.microsoft.com/office/drawing/2016/5/10/chartex" xmlns:cx5="http://schemas.microsoft.com/office/drawing/2016/5/11/chartex" xmlns:cx6="http://schemas.microsoft.com/office/drawing/2016/5/12/chartex" xmlns:cx7="http://schemas.microsoft.com/office/drawing/2016/5/13/chartex" xmlns:cx8="http://schemas.microsoft.com/office/drawing/2016/5/14/chartex" xmlns:mc="http://schemas.openxmlformats.org/markup-compatibility/2006" xmlns:aink="http://schemas.microsoft.com/office/drawing/2016/ink" xmlns:am3d="http://schemas.microsoft.com/office/drawing/2017/model3d" xmlns:o="urn:schemas-microsoft-com:office:office" xmlns:oel="http://schemas.microsoft.com/office/2019/extlst" xmlns:r="http://schemas.openxmlformats.org/officeDocument/2006/relationships" xmlns:m="http://schemas.openxmlformats.org/officeDocument/2006/math" xmlns:v="urn:schemas-microsoft-com:vml" xmlns:wp14="http://schemas.microsoft.com/office/word/2010/wordprocessingDrawing" xmlns:wp="http://schemas.openxmlformats.org/drawingml/2006/wordprocessingDrawing" xmlns:w10="urn:schemas-microsoft-com:office:word" xmlns:w="http://schemas.openxmlformats.org/wordprocessingml/2006/main" xmlns:w14="http://schemas.microsoft.com/office/word/2010/wordml" xmlns:w15="http://schemas.microsoft.com/office/word/2012/wordml" xmlns:w16cex="http://schemas.microsoft.com/office/word/2018/wordml/cex" xmlns:w16cid="http://schemas.microsoft.com/office/word/2016/wordml/cid" xmlns:w16="http://schemas.microsoft.com/office/word/2018/wordml" xmlns:w16du="http://schemas.microsoft.com/office/word/2023/wordml/word16du" xmlns:w16sdtdh="http://schemas.microsoft.com/office/word/2020/wordml/sdtdatahash" xmlns:w16sdtfl="http://schemas.microsoft.com/office/word/2024/wordml/sdtformatlock" xmlns:w16se="http://schemas.microsoft.com/office/word/2015/wordml/symex" xmlns:wpg="http://schemas.microsoft.com/office/word/2010/wordprocessingGroup" xmlns:wpi="http://schemas.microsoft.com/office/word/2010/wordprocessingInk" xmlns:wne="http://schemas.microsoft.com/office/word/2006/wordml" xmlns:wps="http://schemas.microsoft.com/office/word/2010/wordprocessingShape" mc:Ignorable="w14 w15 w16se w16cid w16 w16cex w16sdtdh w16sdtfl w16du wp14">
+<w:endnotes xmlns:wpc="http://schemas.microsoft.com/office/word/2010/wordprocessingCanvas" xmlns:cx="http://schemas.microsoft.com/office/drawing/2014/chartex" xmlns:mc="http://schemas.openxmlformats.org/markup-compatibility/2006" xmlns:o="urn:schemas-microsoft-com:office:office" xmlns:r="http://schemas.openxmlformats.org/officeDocument/2006/relationships" xmlns:m="http://schemas.openxmlformats.org/officeDocument/2006/math" xmlns:v="urn:schemas-microsoft-com:vml" xmlns:wp14="http://schemas.microsoft.com/office/word/2010/wordprocessingDrawing" xmlns:wp="http://schemas.openxmlformats.org/drawingml/2006/wordprocessingDrawing" xmlns:w10="urn:schemas-microsoft-com:office:word" xmlns:w="http://schemas.openxmlformats.org/wordprocessingml/2006/main" xmlns:w14="http://schemas.microsoft.com/office/word/2010/wordml" xmlns:w15="http://schemas.microsoft.com/office/word/2012/wordml" xmlns:w16se="http://schemas.microsoft.com/office/word/2015/wordml/symex" xmlns:wpg="http://schemas.microsoft.com/office/word/2010/wordprocessingGroup" xmlns:wpi="http://schemas.microsoft.com/office/word/2010/wordprocessingInk" xmlns:wne="http://schemas.microsoft.com/office/word/2006/wordml" xmlns:wps="http://schemas.microsoft.com/office/word/2010/wordprocessingShape" mc:Ignorable="w14 w15 w16se wp14">
   <w:endnote w:type="separator" w:id="-1">
     <w:p>
       <w:r>
@@ -1169,7 +890,7 @@
 </file>
 
 <file path=word/footnotes.xml><?xml version="1.0" encoding="utf-8"?>
-<w:footnotes xmlns:wpc="http://schemas.microsoft.com/office/word/2010/wordprocessingCanvas" xmlns:cx="http://schemas.microsoft.com/office/drawing/2014/chartex" xmlns:cx1="http://schemas.microsoft.com/office/drawing/2015/9/8/chartex" xmlns:cx2="http://schemas.microsoft.com/office/drawing/2015/10/21/chartex" xmlns:cx3="http://schemas.microsoft.com/office/drawing/2016/5/9/chartex" xmlns:cx4="http://schemas.microsoft.com/office/drawing/2016/5/10/chartex" xmlns:cx5="http://schemas.microsoft.com/office/drawing/2016/5/11/chartex" xmlns:cx6="http://schemas.microsoft.com/office/drawing/2016/5/12/chartex" xmlns:cx7="http://schemas.microsoft.com/office/drawing/2016/5/13/chartex" xmlns:cx8="http://schemas.microsoft.com/office/drawing/2016/5/14/chartex" xmlns:mc="http://schemas.openxmlformats.org/markup-compatibility/2006" xmlns:aink="http://schemas.microsoft.com/office/drawing/2016/ink" xmlns:am3d="http://schemas.microsoft.com/office/drawing/2017/model3d" xmlns:o="urn:schemas-microsoft-com:office:office" xmlns:oel="http://schemas.microsoft.com/office/2019/extlst" xmlns:r="http://schemas.openxmlformats.org/officeDocument/2006/relationships" xmlns:m="http://schemas.openxmlformats.org/officeDocument/2006/math" xmlns:v="urn:schemas-microsoft-com:vml" xmlns:wp14="http://schemas.microsoft.com/office/word/2010/wordprocessingDrawing" xmlns:wp="http://schemas.openxmlformats.org/drawingml/2006/wordprocessingDrawing" xmlns:w10="urn:schemas-microsoft-com:office:word" xmlns:w="http://schemas.openxmlformats.org/wordprocessingml/2006/main" xmlns:w14="http://schemas.microsoft.com/office/word/2010/wordml" xmlns:w15="http://schemas.microsoft.com/office/word/2012/wordml" xmlns:w16cex="http://schemas.microsoft.com/office/word/2018/wordml/cex" xmlns:w16cid="http://schemas.microsoft.com/office/word/2016/wordml/cid" xmlns:w16="http://schemas.microsoft.com/office/word/2018/wordml" xmlns:w16du="http://schemas.microsoft.com/office/word/2023/wordml/word16du" xmlns:w16sdtdh="http://schemas.microsoft.com/office/word/2020/wordml/sdtdatahash" xmlns:w16sdtfl="http://schemas.microsoft.com/office/word/2024/wordml/sdtformatlock" xmlns:w16se="http://schemas.microsoft.com/office/word/2015/wordml/symex" xmlns:wpg="http://schemas.microsoft.com/office/word/2010/wordprocessingGroup" xmlns:wpi="http://schemas.microsoft.com/office/word/2010/wordprocessingInk" xmlns:wne="http://schemas.microsoft.com/office/word/2006/wordml" xmlns:wps="http://schemas.microsoft.com/office/word/2010/wordprocessingShape" mc:Ignorable="w14 w15 w16se w16cid w16 w16cex w16sdtdh w16sdtfl w16du wp14">
+<w:footnotes xmlns:wpc="http://schemas.microsoft.com/office/word/2010/wordprocessingCanvas" xmlns:cx="http://schemas.microsoft.com/office/drawing/2014/chartex" xmlns:mc="http://schemas.openxmlformats.org/markup-compatibility/2006" xmlns:o="urn:schemas-microsoft-com:office:office" xmlns:r="http://schemas.openxmlformats.org/officeDocument/2006/relationships" xmlns:m="http://schemas.openxmlformats.org/officeDocument/2006/math" xmlns:v="urn:schemas-microsoft-com:vml" xmlns:wp14="http://schemas.microsoft.com/office/word/2010/wordprocessingDrawing" xmlns:wp="http://schemas.openxmlformats.org/drawingml/2006/wordprocessingDrawing" xmlns:w10="urn:schemas-microsoft-com:office:word" xmlns:w="http://schemas.openxmlformats.org/wordprocessingml/2006/main" xmlns:w14="http://schemas.microsoft.com/office/word/2010/wordml" xmlns:w15="http://schemas.microsoft.com/office/word/2012/wordml" xmlns:w16se="http://schemas.microsoft.com/office/word/2015/wordml/symex" xmlns:wpg="http://schemas.microsoft.com/office/word/2010/wordprocessingGroup" xmlns:wpi="http://schemas.microsoft.com/office/word/2010/wordprocessingInk" xmlns:wne="http://schemas.microsoft.com/office/word/2006/wordml" xmlns:wps="http://schemas.microsoft.com/office/word/2010/wordprocessingShape" mc:Ignorable="w14 w15 w16se wp14">
   <w:footnote w:type="separator" w:id="-1">
     <w:p>
       <w:r>
@@ -1188,32 +909,18 @@
 </file>
 
 <file path=word/header1.xml><?xml version="1.0" encoding="utf-8"?>
-<w:hdr xmlns:wpc="http://schemas.microsoft.com/office/word/2010/wordprocessingCanvas" xmlns:cx="http://schemas.microsoft.com/office/drawing/2014/chartex" xmlns:cx1="http://schemas.microsoft.com/office/drawing/2015/9/8/chartex" xmlns:cx2="http://schemas.microsoft.com/office/drawing/2015/10/21/chartex" xmlns:cx3="http://schemas.microsoft.com/office/drawing/2016/5/9/chartex" xmlns:cx4="http://schemas.microsoft.com/office/drawing/2016/5/10/chartex" xmlns:cx5="http://schemas.microsoft.com/office/drawing/2016/5/11/chartex" xmlns:cx6="http://schemas.microsoft.com/office/drawing/2016/5/12/chartex" xmlns:cx7="http://schemas.microsoft.com/office/drawing/2016/5/13/chartex" xmlns:cx8="http://schemas.microsoft.com/office/drawing/2016/5/14/chartex" xmlns:mc="http://schemas.openxmlformats.org/markup-compatibility/2006" xmlns:aink="http://schemas.microsoft.com/office/drawing/2016/ink" xmlns:am3d="http://schemas.microsoft.com/office/drawing/2017/model3d" xmlns:o="urn:schemas-microsoft-com:office:office" xmlns:oel="http://schemas.microsoft.com/office/2019/extlst" xmlns:r="http://schemas.openxmlformats.org/officeDocument/2006/relationships" xmlns:m="http://schemas.openxmlformats.org/officeDocument/2006/math" xmlns:v="urn:schemas-microsoft-com:vml" xmlns:wp14="http://schemas.microsoft.com/office/word/2010/wordprocessingDrawing" xmlns:wp="http://schemas.openxmlformats.org/drawingml/2006/wordprocessingDrawing" xmlns:w10="urn:schemas-microsoft-com:office:word" xmlns:w="http://schemas.openxmlformats.org/wordprocessingml/2006/main" xmlns:w14="http://schemas.microsoft.com/office/word/2010/wordml" xmlns:w15="http://schemas.microsoft.com/office/word/2012/wordml" xmlns:w16cex="http://schemas.microsoft.com/office/word/2018/wordml/cex" xmlns:w16cid="http://schemas.microsoft.com/office/word/2016/wordml/cid" xmlns:w16="http://schemas.microsoft.com/office/word/2018/wordml" xmlns:w16du="http://schemas.microsoft.com/office/word/2023/wordml/word16du" xmlns:w16sdtdh="http://schemas.microsoft.com/office/word/2020/wordml/sdtdatahash" xmlns:w16sdtfl="http://schemas.microsoft.com/office/word/2024/wordml/sdtformatlock" xmlns:w16se="http://schemas.microsoft.com/office/word/2015/wordml/symex" xmlns:wpg="http://schemas.microsoft.com/office/word/2010/wordprocessingGroup" xmlns:wpi="http://schemas.microsoft.com/office/word/2010/wordprocessingInk" xmlns:wne="http://schemas.microsoft.com/office/word/2006/wordml" xmlns:wps="http://schemas.microsoft.com/office/word/2010/wordprocessingShape" mc:Ignorable="w14 w15 w16se w16cid w16 w16cex w16sdtdh w16sdtfl w16du wp14">
+<w:hdr xmlns:wpc="http://schemas.microsoft.com/office/word/2010/wordprocessingCanvas" xmlns:cx="http://schemas.microsoft.com/office/drawing/2014/chartex" xmlns:mc="http://schemas.openxmlformats.org/markup-compatibility/2006" xmlns:o="urn:schemas-microsoft-com:office:office" xmlns:r="http://schemas.openxmlformats.org/officeDocument/2006/relationships" xmlns:m="http://schemas.openxmlformats.org/officeDocument/2006/math" xmlns:v="urn:schemas-microsoft-com:vml" xmlns:wp14="http://schemas.microsoft.com/office/word/2010/wordprocessingDrawing" xmlns:wp="http://schemas.openxmlformats.org/drawingml/2006/wordprocessingDrawing" xmlns:w10="urn:schemas-microsoft-com:office:word" xmlns:w="http://schemas.openxmlformats.org/wordprocessingml/2006/main" xmlns:w14="http://schemas.microsoft.com/office/word/2010/wordml" xmlns:w15="http://schemas.microsoft.com/office/word/2012/wordml" xmlns:w16se="http://schemas.microsoft.com/office/word/2015/wordml/symex" xmlns:wpg="http://schemas.microsoft.com/office/word/2010/wordprocessingGroup" xmlns:wpi="http://schemas.microsoft.com/office/word/2010/wordprocessingInk" xmlns:wne="http://schemas.microsoft.com/office/word/2006/wordml" xmlns:wps="http://schemas.microsoft.com/office/word/2010/wordprocessingShape" mc:Ignorable="w14 w15 w16se wp14">
   <w:p>
     <w:pPr>
       <w:pStyle w:val="af"/>
       <w:jc w:val="right"/>
     </w:pPr>
-    <w:r>
-      <w:t>Составитель</w:t>
-    </w:r>
-    <w:r>
-      <w:t xml:space="preserve">: </w:t>
-    </w:r>
-    <w:r>
-      <w:t xml:space="preserve">Садовский </w:t>
-    </w:r>
-    <w:proofErr w:type="gramStart"/>
-    <w:r>
-      <w:t>Р.В.</w:t>
-    </w:r>
-    <w:proofErr w:type="gramEnd"/>
   </w:p>
 </w:hdr>
 </file>
 
 <file path=word/numbering.xml><?xml version="1.0" encoding="utf-8"?>
-<w:numbering xmlns:wpc="http://schemas.microsoft.com/office/word/2010/wordprocessingCanvas" xmlns:cx="http://schemas.microsoft.com/office/drawing/2014/chartex" xmlns:cx1="http://schemas.microsoft.com/office/drawing/2015/9/8/chartex" xmlns:cx2="http://schemas.microsoft.com/office/drawing/2015/10/21/chartex" xmlns:cx3="http://schemas.microsoft.com/office/drawing/2016/5/9/chartex" xmlns:cx4="http://schemas.microsoft.com/office/drawing/2016/5/10/chartex" xmlns:cx5="http://schemas.microsoft.com/office/drawing/2016/5/11/chartex" xmlns:cx6="http://schemas.microsoft.com/office/drawing/2016/5/12/chartex" xmlns:cx7="http://schemas.microsoft.com/office/drawing/2016/5/13/chartex" xmlns:cx8="http://schemas.microsoft.com/office/drawing/2016/5/14/chartex" xmlns:mc="http://schemas.openxmlformats.org/markup-compatibility/2006" xmlns:aink="http://schemas.microsoft.com/office/drawing/2016/ink" xmlns:am3d="http://schemas.microsoft.com/office/drawing/2017/model3d" xmlns:o="urn:schemas-microsoft-com:office:office" xmlns:oel="http://schemas.microsoft.com/office/2019/extlst" xmlns:r="http://schemas.openxmlformats.org/officeDocument/2006/relationships" xmlns:m="http://schemas.openxmlformats.org/officeDocument/2006/math" xmlns:v="urn:schemas-microsoft-com:vml" xmlns:wp14="http://schemas.microsoft.com/office/word/2010/wordprocessingDrawing" xmlns:wp="http://schemas.openxmlformats.org/drawingml/2006/wordprocessingDrawing" xmlns:w10="urn:schemas-microsoft-com:office:word" xmlns:w="http://schemas.openxmlformats.org/wordprocessingml/2006/main" xmlns:w14="http://schemas.microsoft.com/office/word/2010/wordml" xmlns:w15="http://schemas.microsoft.com/office/word/2012/wordml" xmlns:w16cex="http://schemas.microsoft.com/office/word/2018/wordml/cex" xmlns:w16cid="http://schemas.microsoft.com/office/word/2016/wordml/cid" xmlns:w16="http://schemas.microsoft.com/office/word/2018/wordml" xmlns:w16du="http://schemas.microsoft.com/office/word/2023/wordml/word16du" xmlns:w16sdtdh="http://schemas.microsoft.com/office/word/2020/wordml/sdtdatahash" xmlns:w16sdtfl="http://schemas.microsoft.com/office/word/2024/wordml/sdtformatlock" xmlns:w16se="http://schemas.microsoft.com/office/word/2015/wordml/symex" xmlns:wpg="http://schemas.microsoft.com/office/word/2010/wordprocessingGroup" xmlns:wpi="http://schemas.microsoft.com/office/word/2010/wordprocessingInk" xmlns:wne="http://schemas.microsoft.com/office/word/2006/wordml" xmlns:wps="http://schemas.microsoft.com/office/word/2010/wordprocessingShape" mc:Ignorable="w14 w15 w16se w16cid w16 w16cex w16sdtdh w16sdtfl w16du wp14">
+<w:numbering xmlns:wpc="http://schemas.microsoft.com/office/word/2010/wordprocessingCanvas" xmlns:cx="http://schemas.microsoft.com/office/drawing/2014/chartex" xmlns:mc="http://schemas.openxmlformats.org/markup-compatibility/2006" xmlns:o="urn:schemas-microsoft-com:office:office" xmlns:r="http://schemas.openxmlformats.org/officeDocument/2006/relationships" xmlns:m="http://schemas.openxmlformats.org/officeDocument/2006/math" xmlns:v="urn:schemas-microsoft-com:vml" xmlns:wp14="http://schemas.microsoft.com/office/word/2010/wordprocessingDrawing" xmlns:wp="http://schemas.openxmlformats.org/drawingml/2006/wordprocessingDrawing" xmlns:w10="urn:schemas-microsoft-com:office:word" xmlns:w="http://schemas.openxmlformats.org/wordprocessingml/2006/main" xmlns:w14="http://schemas.microsoft.com/office/word/2010/wordml" xmlns:w15="http://schemas.microsoft.com/office/word/2012/wordml" xmlns:w16se="http://schemas.microsoft.com/office/word/2015/wordml/symex" xmlns:wpg="http://schemas.microsoft.com/office/word/2010/wordprocessingGroup" xmlns:wpi="http://schemas.microsoft.com/office/word/2010/wordprocessingInk" xmlns:wne="http://schemas.microsoft.com/office/word/2006/wordml" xmlns:wps="http://schemas.microsoft.com/office/word/2010/wordprocessingShape" mc:Ignorable="w14 w15 w16se wp14">
   <w:abstractNum w:abstractNumId="0" w15:restartNumberingAfterBreak="0">
     <w:nsid w:val="635D41CF"/>
     <w:multiLevelType w:val="multilevel"/>
@@ -1355,13 +1062,13 @@
     <w:tmpl w:val="9C2242B2"/>
     <w:numStyleLink w:val="a"/>
   </w:abstractNum>
-  <w:num w:numId="1" w16cid:durableId="1386948056">
+  <w:num w:numId="1">
     <w:abstractNumId w:val="0"/>
   </w:num>
-  <w:num w:numId="2" w16cid:durableId="141122171">
+  <w:num w:numId="2">
     <w:abstractNumId w:val="0"/>
   </w:num>
-  <w:num w:numId="3" w16cid:durableId="634676009">
+  <w:num w:numId="3">
     <w:abstractNumId w:val="1"/>
     <w:lvlOverride w:ilvl="0">
       <w:lvl w:ilvl="0">
@@ -1509,7 +1216,7 @@
       </w:lvl>
     </w:lvlOverride>
   </w:num>
-  <w:num w:numId="4" w16cid:durableId="737049000">
+  <w:num w:numId="4">
     <w:abstractNumId w:val="1"/>
     <w:lvlOverride w:ilvl="0">
       <w:lvl w:ilvl="0">
@@ -1657,10 +1364,10 @@
       </w:lvl>
     </w:lvlOverride>
   </w:num>
-  <w:num w:numId="5" w16cid:durableId="460226078">
+  <w:num w:numId="5">
     <w:abstractNumId w:val="0"/>
   </w:num>
-  <w:num w:numId="6" w16cid:durableId="797380273">
+  <w:num w:numId="6">
     <w:abstractNumId w:val="0"/>
     <w:lvlOverride w:ilvl="0">
       <w:lvl w:ilvl="0">
@@ -1810,7 +1517,7 @@
       </w:lvl>
     </w:lvlOverride>
   </w:num>
-  <w:num w:numId="7" w16cid:durableId="536165564">
+  <w:num w:numId="7">
     <w:abstractNumId w:val="0"/>
     <w:lvlOverride w:ilvl="0">
       <w:startOverride w:val="1"/>
@@ -1973,12 +1680,11 @@
 </file>
 
 <file path=word/styles.xml><?xml version="1.0" encoding="utf-8"?>
-<w:styles xmlns:mc="http://schemas.openxmlformats.org/markup-compatibility/2006" xmlns:r="http://schemas.openxmlformats.org/officeDocument/2006/relationships" xmlns:w="http://schemas.openxmlformats.org/wordprocessingml/2006/main" xmlns:w14="http://schemas.microsoft.com/office/word/2010/wordml" xmlns:w15="http://schemas.microsoft.com/office/word/2012/wordml" xmlns:w16cex="http://schemas.microsoft.com/office/word/2018/wordml/cex" xmlns:w16cid="http://schemas.microsoft.com/office/word/2016/wordml/cid" xmlns:w16="http://schemas.microsoft.com/office/word/2018/wordml" xmlns:w16du="http://schemas.microsoft.com/office/word/2023/wordml/word16du" xmlns:w16sdtdh="http://schemas.microsoft.com/office/word/2020/wordml/sdtdatahash" xmlns:w16sdtfl="http://schemas.microsoft.com/office/word/2024/wordml/sdtformatlock" xmlns:w16se="http://schemas.microsoft.com/office/word/2015/wordml/symex" mc:Ignorable="w14 w15 w16se w16cid w16 w16cex w16sdtdh w16sdtfl w16du">
+<w:styles xmlns:mc="http://schemas.openxmlformats.org/markup-compatibility/2006" xmlns:r="http://schemas.openxmlformats.org/officeDocument/2006/relationships" xmlns:w="http://schemas.openxmlformats.org/wordprocessingml/2006/main" xmlns:w14="http://schemas.microsoft.com/office/word/2010/wordml" xmlns:w15="http://schemas.microsoft.com/office/word/2012/wordml" xmlns:w16se="http://schemas.microsoft.com/office/word/2015/wordml/symex" mc:Ignorable="w14 w15 w16se">
   <w:docDefaults>
     <w:rPrDefault>
       <w:rPr>
         <w:rFonts w:ascii="Times New Roman" w:eastAsiaTheme="minorHAnsi" w:hAnsi="Times New Roman" w:cs="Times New Roman"/>
-        <w:bCs/>
         <w:kern w:val="3"/>
         <w:sz w:val="28"/>
         <w:szCs w:val="28"/>
@@ -1991,7 +1697,7 @@
       </w:pPr>
     </w:pPrDefault>
   </w:docDefaults>
-  <w:latentStyles w:defLockedState="0" w:defUIPriority="99" w:defSemiHidden="0" w:defUnhideWhenUsed="0" w:defQFormat="0" w:count="376">
+  <w:latentStyles w:defLockedState="0" w:defUIPriority="99" w:defSemiHidden="0" w:defUnhideWhenUsed="0" w:defQFormat="0" w:count="371">
     <w:lsdException w:name="Normal" w:uiPriority="0" w:qFormat="1"/>
     <w:lsdException w:name="heading 1" w:uiPriority="9" w:qFormat="1"/>
     <w:lsdException w:name="heading 2" w:semiHidden="1" w:uiPriority="9" w:unhideWhenUsed="1" w:qFormat="1"/>
@@ -2363,11 +2069,6 @@
     <w:lsdException w:name="List Table 5 Dark Accent 6" w:uiPriority="50"/>
     <w:lsdException w:name="List Table 6 Colorful Accent 6" w:uiPriority="51"/>
     <w:lsdException w:name="List Table 7 Colorful Accent 6" w:uiPriority="52"/>
-    <w:lsdException w:name="Mention" w:semiHidden="1" w:unhideWhenUsed="1"/>
-    <w:lsdException w:name="Smart Hyperlink" w:semiHidden="1" w:unhideWhenUsed="1"/>
-    <w:lsdException w:name="Hashtag" w:semiHidden="1" w:unhideWhenUsed="1"/>
-    <w:lsdException w:name="Unresolved Mention" w:semiHidden="1" w:unhideWhenUsed="1"/>
-    <w:lsdException w:name="Smart Link" w:semiHidden="1" w:unhideWhenUsed="1"/>
   </w:latentStyles>
   <w:style w:type="paragraph" w:default="1" w:styleId="a0">
     <w:name w:val="Normal"/>
@@ -2890,7 +2591,7 @@
     <w:rsid w:val="00A7632F"/>
     <w:rPr>
       <w:b/>
-      <w:bCs w:val="0"/>
+      <w:bCs/>
       <w:smallCaps/>
       <w:color w:val="0F4761" w:themeColor="accent1" w:themeShade="BF"/>
       <w:spacing w:val="5"/>
@@ -2973,7 +2674,7 @@
     </w:pPr>
     <w:rPr>
       <w:b/>
-      <w:bCs w:val="0"/>
+      <w:bCs/>
     </w:rPr>
   </w:style>
   <w:style w:type="paragraph" w:customStyle="1" w:styleId="2">
@@ -3050,7 +2751,7 @@
       <w:u w:val="single"/>
     </w:rPr>
   </w:style>
-  <w:style w:type="character" w:styleId="af4">
+  <w:style w:type="character" w:customStyle="1" w:styleId="UnresolvedMention">
     <w:name w:val="Unresolved Mention"/>
     <w:basedOn w:val="a1"/>
     <w:uiPriority w:val="99"/>
